--- a/Documento_Proyecto.docx
+++ b/Documento_Proyecto.docx
@@ -5,8 +5,12 @@
     <w:sdt>
       <w:sdtPr>
         <w:rPr>
+          <w:rFonts w:eastAsiaTheme="minorHAnsi"/>
+          <w:kern w:val="2"/>
           <w:sz w:val="2"/>
-          <w:lang w:val="en-US"/>
+          <w:szCs w:val="24"/>
+          <w:lang w:val="en-US" w:eastAsia="en-US"/>
+          <w14:ligatures w14:val="standardContextual"/>
         </w:rPr>
         <w:id w:val="-975137641"/>
         <w:docPartObj>
@@ -16,12 +20,7 @@
       </w:sdtPr>
       <w:sdtEndPr>
         <w:rPr>
-          <w:rFonts w:eastAsiaTheme="minorHAnsi"/>
-          <w:kern w:val="2"/>
           <w:sz w:val="24"/>
-          <w:szCs w:val="24"/>
-          <w:lang w:eastAsia="en-US"/>
-          <w14:ligatures w14:val="standardContextual"/>
         </w:rPr>
       </w:sdtEndPr>
       <w:sdtContent>
@@ -36,6 +35,9 @@
         </w:p>
         <w:p>
           <w:r>
+            <w:rPr>
+              <w:noProof/>
+            </w:rPr>
             <mc:AlternateContent>
               <mc:Choice Requires="wps">
                 <w:drawing>
@@ -310,6 +312,7 @@
           </w:r>
           <w:r>
             <w:rPr>
+              <w:noProof/>
               <w:color w:val="156082" w:themeColor="accent1"/>
               <w:sz w:val="36"/>
               <w:szCs w:val="36"/>
@@ -843,6 +846,9 @@
             </mc:AlternateContent>
           </w:r>
           <w:r>
+            <w:rPr>
+              <w:noProof/>
+            </w:rPr>
             <mc:AlternateContent>
               <mc:Choice Requires="wps">
                 <w:drawing>
@@ -901,7 +907,6 @@
                                     <w:color w:val="156082" w:themeColor="accent1"/>
                                     <w:sz w:val="36"/>
                                     <w:szCs w:val="36"/>
-                                    <w:lang w:val="en-US"/>
                                   </w:rPr>
                                 </w:pPr>
                                 <w:sdt>
@@ -910,7 +915,6 @@
                                       <w:color w:val="156082" w:themeColor="accent1"/>
                                       <w:sz w:val="36"/>
                                       <w:szCs w:val="36"/>
-                                      <w:lang w:val="en-US"/>
                                     </w:rPr>
                                     <w:alias w:val="Escolar"/>
                                     <w:tag w:val="Escolar"/>
@@ -924,9 +928,8 @@
                                         <w:color w:val="156082" w:themeColor="accent1"/>
                                         <w:sz w:val="36"/>
                                         <w:szCs w:val="36"/>
-                                        <w:lang w:val="en-US"/>
                                       </w:rPr>
-                                      <w:t xml:space="preserve">Group: Iker, Lucía, Samuel, Adrián </w:t>
+                                      <w:t>Group: Iker, Lucía, Samuel, Adrián</w:t>
                                     </w:r>
                                   </w:sdtContent>
                                 </w:sdt>
@@ -991,7 +994,11 @@
               </mc:Choice>
               <mc:Fallback>
                 <w:pict>
-                  <v:shape w14:anchorId="58141BC2" id="Cuadro de texto 73" o:spid="_x0000_s1027" type="#_x0000_t202" style="position:absolute;margin-left:0;margin-top:0;width:468pt;height:29.5pt;z-index:251659264;visibility:visible;mso-wrap-style:square;mso-width-percent:765;mso-height-percent:0;mso-wrap-distance-left:9pt;mso-wrap-distance-top:0;mso-wrap-distance-right:9pt;mso-wrap-distance-bottom:0;mso-position-horizontal:center;mso-position-horizontal-relative:page;mso-position-vertical:bottom;mso-position-vertical-relative:margin;mso-width-percent:765;mso-height-percent:0;mso-width-relative:page;mso-height-relative:margin;v-text-anchor:bottom" o:gfxdata="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" filled="f" stroked="f" strokeweight=".5pt">
+                  <v:shapetype w14:anchorId="58141BC2" id="_x0000_t202" coordsize="21600,21600" o:spt="202" path="m,l,21600r21600,l21600,xe">
+                    <v:stroke joinstyle="miter"/>
+                    <v:path gradientshapeok="t" o:connecttype="rect"/>
+                  </v:shapetype>
+                  <v:shape id="Cuadro de texto 73" o:spid="_x0000_s1027" type="#_x0000_t202" style="position:absolute;margin-left:0;margin-top:0;width:468pt;height:29.5pt;z-index:251659264;visibility:visible;mso-wrap-style:square;mso-width-percent:765;mso-height-percent:0;mso-wrap-distance-left:9pt;mso-wrap-distance-top:0;mso-wrap-distance-right:9pt;mso-wrap-distance-bottom:0;mso-position-horizontal:center;mso-position-horizontal-relative:page;mso-position-vertical:bottom;mso-position-vertical-relative:margin;mso-width-percent:765;mso-height-percent:0;mso-width-relative:page;mso-height-relative:margin;v-text-anchor:bottom" o:gfxdata="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" filled="f" stroked="f" strokeweight=".5pt">
                     <v:textbox style="mso-fit-shape-to-text:t" inset="0,0,0,0">
                       <w:txbxContent>
                         <w:p>
@@ -1002,7 +1009,6 @@
                               <w:color w:val="156082" w:themeColor="accent1"/>
                               <w:sz w:val="36"/>
                               <w:szCs w:val="36"/>
-                              <w:lang w:val="en-US"/>
                             </w:rPr>
                           </w:pPr>
                           <w:sdt>
@@ -1011,7 +1017,6 @@
                                 <w:color w:val="156082" w:themeColor="accent1"/>
                                 <w:sz w:val="36"/>
                                 <w:szCs w:val="36"/>
-                                <w:lang w:val="en-US"/>
                               </w:rPr>
                               <w:alias w:val="Escolar"/>
                               <w:tag w:val="Escolar"/>
@@ -1025,9 +1030,8 @@
                                   <w:color w:val="156082" w:themeColor="accent1"/>
                                   <w:sz w:val="36"/>
                                   <w:szCs w:val="36"/>
-                                  <w:lang w:val="en-US"/>
                                 </w:rPr>
-                                <w:t xml:space="preserve">Group: Iker, Lucía, Samuel, Adrián </w:t>
+                                <w:t>Group: Iker, Lucía, Samuel, Adrián</w:t>
                               </w:r>
                             </w:sdtContent>
                           </w:sdt>
@@ -1566,10 +1570,7 @@
       </w:pPr>
       <w:bookmarkStart w:id="1" w:name="_Toc227924380"/>
       <w:r>
-        <w:t xml:space="preserve">2.- </w:t>
-      </w:r>
-      <w:r>
-        <w:t>Requirement specification</w:t>
+        <w:t>2.- Requirement specification</w:t>
       </w:r>
       <w:bookmarkEnd w:id="1"/>
     </w:p>
@@ -2300,16 +2301,7 @@
           <w:sz w:val="26"/>
           <w:szCs w:val="26"/>
         </w:rPr>
-        <w:t>different types of users</w:t>
-      </w:r>
-      <w:r>
-        <w:rPr>
-          <w:b/>
-          <w:bCs/>
-          <w:sz w:val="26"/>
-          <w:szCs w:val="26"/>
-        </w:rPr>
-        <w:t>.</w:t>
+        <w:t>different types of users.</w:t>
       </w:r>
     </w:p>
     <w:p>
@@ -2331,7 +2323,7 @@
           <w:sz w:val="26"/>
           <w:szCs w:val="26"/>
         </w:rPr>
-        <w:t>Employe has special permission</w:t>
+        <w:t>Employe has special permission.</w:t>
       </w:r>
       <w:r>
         <w:rPr>
@@ -2340,15 +2332,6 @@
           <w:sz w:val="26"/>
           <w:szCs w:val="26"/>
         </w:rPr>
-        <w:t>.</w:t>
-      </w:r>
-      <w:r>
-        <w:rPr>
-          <w:b/>
-          <w:bCs/>
-          <w:sz w:val="26"/>
-          <w:szCs w:val="26"/>
-        </w:rPr>
         <w:t xml:space="preserve"> </w:t>
       </w:r>
     </w:p>
@@ -2381,6 +2364,158 @@
           <w:color w:val="0F4761" w:themeColor="accent1" w:themeShade="BF"/>
         </w:rPr>
       </w:pPr>
+    </w:p>
+    <w:p>
+      <w:pPr>
+        <w:pStyle w:val="Ttulo2"/>
+      </w:pPr>
+      <w:r>
+        <w:lastRenderedPageBreak/>
+        <w:t>3.- Use case diagram</w:t>
+      </w:r>
+    </w:p>
+    <w:p>
+      <w:pPr>
+        <w:jc w:val="center"/>
+      </w:pPr>
+      <w:r>
+        <w:rPr>
+          <w:noProof/>
+        </w:rPr>
+        <w:drawing>
+          <wp:inline distT="0" distB="0" distL="0" distR="0" wp14:anchorId="0D2F657A" wp14:editId="4D0C25B8">
+            <wp:extent cx="5829300" cy="2823567"/>
+            <wp:effectExtent l="0" t="0" r="0" b="0"/>
+            <wp:docPr id="1186709623" name="Imagen 9"/>
+            <wp:cNvGraphicFramePr>
+              <a:graphicFrameLocks xmlns:a="http://schemas.openxmlformats.org/drawingml/2006/main" noChangeAspect="1"/>
+            </wp:cNvGraphicFramePr>
+            <a:graphic xmlns:a="http://schemas.openxmlformats.org/drawingml/2006/main">
+              <a:graphicData uri="http://schemas.openxmlformats.org/drawingml/2006/picture">
+                <pic:pic xmlns:pic="http://schemas.openxmlformats.org/drawingml/2006/picture">
+                  <pic:nvPicPr>
+                    <pic:cNvPr id="0" name="Picture 2"/>
+                    <pic:cNvPicPr>
+                      <a:picLocks noChangeAspect="1" noChangeArrowheads="1"/>
+                    </pic:cNvPicPr>
+                  </pic:nvPicPr>
+                  <pic:blipFill>
+                    <a:blip r:embed="rId7">
+                      <a:extLst>
+                        <a:ext uri="{28A0092B-C50C-407E-A947-70E740481C1C}">
+                          <a14:useLocalDpi xmlns:a14="http://schemas.microsoft.com/office/drawing/2010/main" val="0"/>
+                        </a:ext>
+                      </a:extLst>
+                    </a:blip>
+                    <a:srcRect/>
+                    <a:stretch>
+                      <a:fillRect/>
+                    </a:stretch>
+                  </pic:blipFill>
+                  <pic:spPr bwMode="auto">
+                    <a:xfrm>
+                      <a:off x="0" y="0"/>
+                      <a:ext cx="5865524" cy="2841113"/>
+                    </a:xfrm>
+                    <a:prstGeom prst="rect">
+                      <a:avLst/>
+                    </a:prstGeom>
+                    <a:noFill/>
+                  </pic:spPr>
+                </pic:pic>
+              </a:graphicData>
+            </a:graphic>
+          </wp:inline>
+        </w:drawing>
+      </w:r>
+    </w:p>
+    <w:p>
+      <w:pPr>
+        <w:jc w:val="center"/>
+      </w:pPr>
+    </w:p>
+    <w:p>
+      <w:pPr>
+        <w:pStyle w:val="Ttulo2"/>
+      </w:pPr>
+      <w:r>
+        <w:t>4.- Class diagram</w:t>
+      </w:r>
+    </w:p>
+    <w:p>
+      <w:pPr>
+        <w:pStyle w:val="Ttulo2"/>
+      </w:pPr>
+      <w:r>
+        <w:t xml:space="preserve">5.- </w:t>
+      </w:r>
+      <w:r>
+        <w:t>Screen / UI Design</w:t>
+      </w:r>
+    </w:p>
+    <w:p>
+      <w:r>
+        <w:rPr>
+          <w:noProof/>
+        </w:rPr>
+        <w:drawing>
+          <wp:inline distT="0" distB="0" distL="0" distR="0" wp14:anchorId="3D7C5622" wp14:editId="590F2498">
+            <wp:extent cx="5124450" cy="4486467"/>
+            <wp:effectExtent l="0" t="0" r="0" b="9525"/>
+            <wp:docPr id="290613175" name="Imagen 11"/>
+            <wp:cNvGraphicFramePr>
+              <a:graphicFrameLocks xmlns:a="http://schemas.openxmlformats.org/drawingml/2006/main" noChangeAspect="1"/>
+            </wp:cNvGraphicFramePr>
+            <a:graphic xmlns:a="http://schemas.openxmlformats.org/drawingml/2006/main">
+              <a:graphicData uri="http://schemas.openxmlformats.org/drawingml/2006/picture">
+                <pic:pic xmlns:pic="http://schemas.openxmlformats.org/drawingml/2006/picture">
+                  <pic:nvPicPr>
+                    <pic:cNvPr id="0" name="Picture 3"/>
+                    <pic:cNvPicPr>
+                      <a:picLocks noChangeAspect="1" noChangeArrowheads="1"/>
+                    </pic:cNvPicPr>
+                  </pic:nvPicPr>
+                  <pic:blipFill>
+                    <a:blip r:embed="rId8">
+                      <a:extLst>
+                        <a:ext uri="{28A0092B-C50C-407E-A947-70E740481C1C}">
+                          <a14:useLocalDpi xmlns:a14="http://schemas.microsoft.com/office/drawing/2010/main" val="0"/>
+                        </a:ext>
+                      </a:extLst>
+                    </a:blip>
+                    <a:srcRect/>
+                    <a:stretch>
+                      <a:fillRect/>
+                    </a:stretch>
+                  </pic:blipFill>
+                  <pic:spPr bwMode="auto">
+                    <a:xfrm>
+                      <a:off x="0" y="0"/>
+                      <a:ext cx="5145045" cy="4504498"/>
+                    </a:xfrm>
+                    <a:prstGeom prst="rect">
+                      <a:avLst/>
+                    </a:prstGeom>
+                    <a:noFill/>
+                  </pic:spPr>
+                </pic:pic>
+              </a:graphicData>
+            </a:graphic>
+          </wp:inline>
+        </w:drawing>
+      </w:r>
+    </w:p>
+    <w:p>
+      <w:pPr>
+        <w:pStyle w:val="Ttulo2"/>
+      </w:pPr>
+      <w:r>
+        <w:lastRenderedPageBreak/>
+        <w:t xml:space="preserve">6.- </w:t>
+      </w:r>
+      <w:r>
+        <w:t>Expected Milestone Schedule</w:t>
+      </w:r>
     </w:p>
     <w:p/>
     <w:sectPr>
